--- a/Руководство пользователя по ГОСТ 34.docx
+++ b/Руководство пользователя по ГОСТ 34.docx
@@ -93,7 +93,6 @@
               <w:ind w:firstLine="0"/>
               <w:jc w:val="center"/>
             </w:pPr>
-            <w:r/>
           </w:p>
           <w:p>
             <w:pPr>
@@ -101,7 +100,6 @@
               <w:ind w:firstLine="0"/>
               <w:jc w:val="center"/>
             </w:pPr>
-            <w:r/>
           </w:p>
           <w:p>
             <w:pPr>
@@ -119,7 +117,6 @@
               <w:ind w:firstLine="0"/>
               <w:jc w:val="center"/>
             </w:pPr>
-            <w:r/>
           </w:p>
           <w:p>
             <w:pPr>
@@ -127,7 +124,6 @@
               <w:ind w:firstLine="0"/>
               <w:jc w:val="center"/>
             </w:pPr>
-            <w:r/>
           </w:p>
           <w:p>
             <w:pPr>
@@ -135,7 +131,6 @@
               <w:ind w:firstLine="0"/>
               <w:jc w:val="center"/>
             </w:pPr>
-            <w:r/>
           </w:p>
         </w:tc>
       </w:tr>
@@ -283,7 +278,6 @@
                 <w:color w:val="FF0000"/>
               </w:rPr>
             </w:pPr>
-            <w:r/>
           </w:p>
         </w:tc>
       </w:tr>
@@ -303,7 +297,6 @@
                 <w:color w:val="FF0000"/>
               </w:rPr>
             </w:pPr>
-            <w:r/>
           </w:p>
         </w:tc>
         <w:tc>
@@ -318,7 +311,6 @@
                 <w:color w:val="FF0000"/>
               </w:rPr>
             </w:pPr>
-            <w:r/>
           </w:p>
         </w:tc>
         <w:tc>
@@ -349,7 +341,6 @@
                 <w:color w:val="FF0000"/>
               </w:rPr>
             </w:pPr>
-            <w:r/>
           </w:p>
         </w:tc>
       </w:tr>
@@ -369,7 +360,6 @@
                 <w:color w:val="FF0000"/>
               </w:rPr>
             </w:pPr>
-            <w:r/>
           </w:p>
         </w:tc>
         <w:tc>
@@ -384,7 +374,6 @@
                 <w:color w:val="FF0000"/>
               </w:rPr>
             </w:pPr>
-            <w:r/>
           </w:p>
         </w:tc>
         <w:tc>
@@ -419,7 +408,6 @@
                 <w:color w:val="FF0000"/>
               </w:rPr>
             </w:pPr>
-            <w:r/>
           </w:p>
         </w:tc>
         <w:tc>
@@ -434,7 +422,6 @@
                 <w:color w:val="FF0000"/>
               </w:rPr>
             </w:pPr>
-            <w:r/>
           </w:p>
         </w:tc>
         <w:tc>
@@ -484,7 +471,6 @@
                 <w:color w:val="FF0000"/>
               </w:rPr>
             </w:pPr>
-            <w:r/>
           </w:p>
         </w:tc>
         <w:tc>
@@ -499,7 +485,6 @@
                 <w:color w:val="FF0000"/>
               </w:rPr>
             </w:pPr>
-            <w:r/>
           </w:p>
         </w:tc>
         <w:tc>
@@ -562,7 +547,6 @@
                 <w:color w:val="FF0000"/>
               </w:rPr>
             </w:pPr>
-            <w:r/>
           </w:p>
         </w:tc>
         <w:tc>
@@ -577,7 +561,6 @@
                 <w:color w:val="FF0000"/>
               </w:rPr>
             </w:pPr>
-            <w:r/>
           </w:p>
         </w:tc>
         <w:tc>
@@ -612,7 +595,6 @@
                 <w:color w:val="FF0000"/>
               </w:rPr>
             </w:pPr>
-            <w:r/>
           </w:p>
         </w:tc>
         <w:tc>
@@ -627,7 +609,6 @@
                 <w:color w:val="FF0000"/>
               </w:rPr>
             </w:pPr>
-            <w:r/>
           </w:p>
         </w:tc>
         <w:tc>
@@ -680,7 +661,6 @@
                 <w:color w:val="FF0000"/>
               </w:rPr>
             </w:pPr>
-            <w:r/>
           </w:p>
         </w:tc>
         <w:tc>
@@ -695,7 +675,6 @@
                 <w:color w:val="FF0000"/>
               </w:rPr>
             </w:pPr>
-            <w:r/>
           </w:p>
         </w:tc>
         <w:tc>
@@ -779,7 +758,6 @@
           <w:docGrid w:linePitch="381"/>
         </w:sectPr>
       </w:pPr>
-      <w:r/>
     </w:p>
     <w:p>
       <w:pPr>
@@ -793,6 +771,7 @@
         </w:rPr>
       </w:pPr>
       <w:r>
+        <w:lastRenderedPageBreak/>
         <w:t>Аннотация</w:t>
       </w:r>
     </w:p>
@@ -800,13 +779,11 @@
       <w:pPr>
         <w:pStyle w:val="a0"/>
       </w:pPr>
-      <w:r/>
     </w:p>
     <w:p>
       <w:pPr>
         <w:pStyle w:val="a0"/>
       </w:pPr>
-      <w:r/>
     </w:p>
     <w:p>
       <w:pPr>
@@ -900,19 +877,16 @@
       <w:pPr>
         <w:pStyle w:val="a0"/>
       </w:pPr>
-      <w:r/>
     </w:p>
     <w:p>
       <w:pPr>
         <w:pStyle w:val="a0"/>
       </w:pPr>
-      <w:r/>
     </w:p>
     <w:p>
       <w:pPr>
         <w:pStyle w:val="a0"/>
       </w:pPr>
-      <w:r/>
     </w:p>
     <w:p>
       <w:pPr>
@@ -926,14 +900,12 @@
           <w:docGrid w:linePitch="381"/>
         </w:sectPr>
       </w:pPr>
-      <w:r/>
     </w:p>
     <w:p>
       <w:pPr>
         <w:pStyle w:val="a0"/>
         <w:ind w:firstLine="0"/>
       </w:pPr>
-      <w:r/>
     </w:p>
     <w:p>
       <w:pPr>
@@ -960,7 +932,6 @@
           <w:szCs w:val="28"/>
         </w:rPr>
       </w:pPr>
-      <w:r/>
     </w:p>
     <w:p>
       <w:pPr>
@@ -971,7 +942,6 @@
           <w:szCs w:val="28"/>
         </w:rPr>
       </w:pPr>
-      <w:r/>
     </w:p>
     <w:p>
       <w:pPr>
@@ -989,6 +959,8 @@
       </w:pPr>
       <w:r>
         <w:t>1 Введение</w:t>
+      </w:r>
+      <w:r>
         <w:tab/>
         <w:t>4</w:t>
       </w:r>
@@ -1012,6 +984,8 @@
       </w:pPr>
       <w:r>
         <w:t>1.1 Область применения</w:t>
+      </w:r>
+      <w:r>
         <w:tab/>
         <w:t>4</w:t>
       </w:r>
@@ -1035,6 +1009,8 @@
       </w:pPr>
       <w:r>
         <w:t>1.2 Краткое описание возможностей</w:t>
+      </w:r>
+      <w:r>
         <w:tab/>
         <w:t>4</w:t>
       </w:r>
@@ -1058,6 +1034,8 @@
       </w:pPr>
       <w:r>
         <w:t>1.3 Уровень подготовки пользователя</w:t>
+      </w:r>
+      <w:r>
         <w:tab/>
         <w:t>5</w:t>
       </w:r>
@@ -1081,6 +1059,8 @@
       </w:pPr>
       <w:r>
         <w:t>1.4 Перечень эксплуатационной документации</w:t>
+      </w:r>
+      <w:r>
         <w:tab/>
         <w:t>5</w:t>
       </w:r>
@@ -1101,6 +1081,8 @@
       </w:pPr>
       <w:r>
         <w:t>2 Назначения и условия применения</w:t>
+      </w:r>
+      <w:r>
         <w:tab/>
         <w:t>5</w:t>
       </w:r>
@@ -1121,6 +1103,8 @@
       </w:pPr>
       <w:r>
         <w:t>3 Подготовка к работе</w:t>
+      </w:r>
+      <w:r>
         <w:tab/>
         <w:t>5</w:t>
       </w:r>
@@ -1144,6 +1128,8 @@
       </w:pPr>
       <w:r>
         <w:t>3.1 Состав и содержание дистрибутивного носителя данных</w:t>
+      </w:r>
+      <w:r>
         <w:tab/>
         <w:t>5</w:t>
       </w:r>
@@ -1167,6 +1153,8 @@
       </w:pPr>
       <w:r>
         <w:t>3.2 Порядок загрузки данных и программ</w:t>
+      </w:r>
+      <w:r>
         <w:tab/>
         <w:t>6</w:t>
       </w:r>
@@ -1190,6 +1178,8 @@
       </w:pPr>
       <w:r>
         <w:t>3.3 Порядок проверки работоспособности</w:t>
+      </w:r>
+      <w:r>
         <w:tab/>
         <w:t>7</w:t>
       </w:r>
@@ -1210,6 +1200,8 @@
       </w:pPr>
       <w:r>
         <w:t>4 Описание операций</w:t>
+      </w:r>
+      <w:r>
         <w:tab/>
         <w:t>9</w:t>
       </w:r>
@@ -1230,6 +1222,8 @@
       </w:pPr>
       <w:r>
         <w:t>5 Аварийные ситуации</w:t>
+      </w:r>
+      <w:r>
         <w:tab/>
         <w:t>9</w:t>
       </w:r>
@@ -1250,6 +1244,8 @@
       </w:pPr>
       <w:r>
         <w:t>6 Рекомендации по освоению</w:t>
+      </w:r>
+      <w:r>
         <w:tab/>
         <w:t>9</w:t>
       </w:r>
@@ -1270,6 +1266,8 @@
       </w:pPr>
       <w:r>
         <w:t>7 Термины и сокращения</w:t>
+      </w:r>
+      <w:r>
         <w:tab/>
         <w:t>10</w:t>
       </w:r>
@@ -1283,7 +1281,6 @@
           <w:szCs w:val="28"/>
         </w:rPr>
       </w:pPr>
-      <w:r/>
     </w:p>
     <w:p>
       <w:pPr>
@@ -1294,7 +1291,6 @@
           <w:szCs w:val="28"/>
         </w:rPr>
       </w:pPr>
-      <w:r/>
     </w:p>
     <w:p>
       <w:pPr>
@@ -1305,7 +1301,6 @@
           <w:szCs w:val="28"/>
         </w:rPr>
       </w:pPr>
-      <w:r/>
     </w:p>
     <w:p>
       <w:pPr>
@@ -1316,7 +1311,6 @@
           <w:szCs w:val="28"/>
         </w:rPr>
       </w:pPr>
-      <w:r/>
     </w:p>
     <w:p>
       <w:pPr>
@@ -1327,7 +1321,6 @@
           <w:szCs w:val="28"/>
         </w:rPr>
       </w:pPr>
-      <w:r/>
     </w:p>
     <w:p>
       <w:pPr>
@@ -1338,215 +1331,13 @@
           <w:szCs w:val="28"/>
         </w:rPr>
       </w:pPr>
-      <w:r/>
-    </w:p>
-    <w:p>
-      <w:pPr>
-        <w:spacing w:after="0" w:line="240" w:lineRule="auto"/>
-        <w:jc w:val="center"/>
+      <w:r>
         <w:rPr>
           <w:rFonts w:cs="Times New Roman"/>
           <w:szCs w:val="28"/>
         </w:rPr>
-      </w:pPr>
-      <w:r/>
-    </w:p>
-    <w:p>
-      <w:pPr>
-        <w:spacing w:after="0" w:line="240" w:lineRule="auto"/>
-        <w:jc w:val="center"/>
-        <w:rPr>
-          <w:rFonts w:cs="Times New Roman"/>
-          <w:szCs w:val="28"/>
-        </w:rPr>
-      </w:pPr>
-      <w:r/>
-    </w:p>
-    <w:p>
-      <w:pPr>
-        <w:spacing w:after="0" w:line="240" w:lineRule="auto"/>
-        <w:jc w:val="center"/>
-        <w:rPr>
-          <w:rFonts w:cs="Times New Roman"/>
-          <w:szCs w:val="28"/>
-        </w:rPr>
-      </w:pPr>
-      <w:r/>
-    </w:p>
-    <w:p>
-      <w:pPr>
-        <w:spacing w:after="0" w:line="240" w:lineRule="auto"/>
-        <w:jc w:val="center"/>
-        <w:rPr>
-          <w:rFonts w:cs="Times New Roman"/>
-          <w:szCs w:val="28"/>
-        </w:rPr>
-      </w:pPr>
-      <w:r/>
-    </w:p>
-    <w:p>
-      <w:pPr>
-        <w:spacing w:after="0" w:line="240" w:lineRule="auto"/>
-        <w:jc w:val="center"/>
-        <w:rPr>
-          <w:rFonts w:cs="Times New Roman"/>
-          <w:szCs w:val="28"/>
-          <w:lang w:val="en-US"/>
-        </w:rPr>
-      </w:pPr>
-      <w:r/>
-    </w:p>
-    <w:p>
-      <w:pPr>
-        <w:spacing w:after="0" w:line="240" w:lineRule="auto"/>
-        <w:jc w:val="center"/>
-        <w:rPr>
-          <w:rFonts w:cs="Times New Roman"/>
-          <w:szCs w:val="28"/>
-        </w:rPr>
-      </w:pPr>
-      <w:r/>
-    </w:p>
-    <w:p>
-      <w:pPr>
-        <w:spacing w:after="0" w:line="240" w:lineRule="auto"/>
-        <w:jc w:val="center"/>
-        <w:rPr>
-          <w:rFonts w:cs="Times New Roman"/>
-          <w:b/>
-          <w:bCs/>
-          <w:sz w:val="32"/>
-          <w:szCs w:val="32"/>
-        </w:rPr>
-      </w:pPr>
-      <w:r/>
-    </w:p>
-    <w:p>
-      <w:pPr>
-        <w:spacing w:after="0" w:line="240" w:lineRule="auto"/>
-        <w:jc w:val="center"/>
-        <w:rPr>
-          <w:rFonts w:cs="Times New Roman"/>
-          <w:b/>
-          <w:bCs/>
-          <w:sz w:val="32"/>
-          <w:szCs w:val="32"/>
-        </w:rPr>
-      </w:pPr>
-      <w:r/>
-    </w:p>
-    <w:p>
-      <w:pPr>
-        <w:spacing w:after="0" w:line="240" w:lineRule="auto"/>
-        <w:jc w:val="center"/>
-        <w:rPr>
-          <w:rFonts w:cs="Times New Roman"/>
-          <w:b/>
-          <w:bCs/>
-          <w:sz w:val="32"/>
-          <w:szCs w:val="32"/>
-        </w:rPr>
-      </w:pPr>
-      <w:r/>
-    </w:p>
-    <w:p>
-      <w:pPr>
-        <w:spacing w:after="0" w:line="240" w:lineRule="auto"/>
-        <w:jc w:val="center"/>
-        <w:rPr>
-          <w:rFonts w:cs="Times New Roman"/>
-          <w:b/>
-          <w:bCs/>
-          <w:sz w:val="32"/>
-          <w:szCs w:val="32"/>
-        </w:rPr>
-      </w:pPr>
-      <w:r/>
-    </w:p>
-    <w:p>
-      <w:pPr>
-        <w:spacing w:after="0" w:line="240" w:lineRule="auto"/>
-        <w:jc w:val="center"/>
-        <w:rPr>
-          <w:rFonts w:cs="Times New Roman"/>
-          <w:b/>
-          <w:bCs/>
-          <w:sz w:val="32"/>
-          <w:szCs w:val="32"/>
-        </w:rPr>
-      </w:pPr>
-      <w:r/>
-    </w:p>
-    <w:p>
-      <w:pPr>
-        <w:spacing w:after="0" w:line="240" w:lineRule="auto"/>
-        <w:jc w:val="center"/>
-        <w:rPr>
-          <w:rFonts w:cs="Times New Roman"/>
-          <w:b/>
-          <w:bCs/>
-          <w:sz w:val="32"/>
-          <w:szCs w:val="32"/>
-        </w:rPr>
-      </w:pPr>
-      <w:r/>
-    </w:p>
-    <w:p>
-      <w:pPr>
-        <w:spacing w:after="0" w:line="240" w:lineRule="auto"/>
-        <w:jc w:val="center"/>
-        <w:rPr>
-          <w:rFonts w:cs="Times New Roman"/>
-          <w:b/>
-          <w:bCs/>
-          <w:sz w:val="32"/>
-          <w:szCs w:val="32"/>
-        </w:rPr>
-      </w:pPr>
-      <w:r/>
-    </w:p>
-    <w:p>
-      <w:pPr>
-        <w:spacing w:after="0" w:line="240" w:lineRule="auto"/>
-        <w:jc w:val="center"/>
-        <w:rPr>
-          <w:rFonts w:cs="Times New Roman"/>
-          <w:b/>
-          <w:bCs/>
-          <w:sz w:val="32"/>
-          <w:szCs w:val="32"/>
-        </w:rPr>
-      </w:pPr>
-      <w:r/>
-    </w:p>
-    <w:p>
-      <w:pPr>
-        <w:spacing w:after="0" w:line="240" w:lineRule="auto"/>
-        <w:jc w:val="center"/>
-        <w:rPr>
-          <w:rFonts w:cs="Times New Roman"/>
-          <w:b/>
-          <w:bCs/>
-          <w:sz w:val="32"/>
-          <w:szCs w:val="32"/>
-        </w:rPr>
-      </w:pPr>
-      <w:r/>
-    </w:p>
-    <w:p>
-      <w:pPr>
-        <w:jc w:val="center"/>
-        <w:rPr>
-          <w:rFonts w:eastAsiaTheme="majorEastAsia" w:cs="Times New Roman"/>
-          <w:b/>
-          <w:bCs/>
-          <w:spacing w:val="-10"/>
-          <w:kern w:val="28"/>
-          <w:sz w:val="32"/>
-          <w:szCs w:val="32"/>
-        </w:rPr>
-      </w:pPr>
-      <w:r/>
+        <w:br w:type="page"/>
+      </w:r>
     </w:p>
     <w:p>
       <w:pPr>
@@ -1555,6 +1346,7 @@
         <w:jc w:val="both"/>
       </w:pPr>
       <w:r>
+        <w:lastRenderedPageBreak/>
         <w:t>1 Введение</w:t>
       </w:r>
     </w:p>
@@ -1562,7 +1354,6 @@
       <w:pPr>
         <w:spacing w:after="0" w:line="240" w:lineRule="auto"/>
       </w:pPr>
-      <w:r/>
     </w:p>
     <w:p>
       <w:pPr>
@@ -1576,17 +1367,12 @@
     <w:p>
       <w:pPr>
         <w:spacing w:after="0" w:line="240" w:lineRule="auto"/>
-        <w:rPr>
-          <w:lang w:val="en-CA"/>
-        </w:rPr>
-      </w:pPr>
-      <w:r/>
-    </w:p>
-    <w:p>
-      <w:pPr>
-        <w:spacing w:after="0" w:line="240" w:lineRule="auto"/>
-      </w:pPr>
-      <w:r/>
+      </w:pPr>
+    </w:p>
+    <w:p>
+      <w:pPr>
+        <w:spacing w:after="0" w:line="240" w:lineRule="auto"/>
+      </w:pPr>
     </w:p>
     <w:p>
       <w:pPr>
@@ -1604,7 +1390,6 @@
         <w:ind w:firstLine="709"/>
         <w:jc w:val="both"/>
       </w:pPr>
-      <w:r/>
     </w:p>
     <w:p>
       <w:pPr>
@@ -1612,7 +1397,6 @@
         <w:ind w:firstLine="709"/>
         <w:jc w:val="both"/>
       </w:pPr>
-      <w:r/>
     </w:p>
     <w:p>
       <w:pPr>
@@ -1629,7 +1413,6 @@
         <w:ind w:firstLine="709"/>
         <w:jc w:val="both"/>
       </w:pPr>
-      <w:r/>
     </w:p>
     <w:p>
       <w:pPr>
@@ -1637,7 +1420,6 @@
         <w:ind w:firstLine="709"/>
         <w:jc w:val="both"/>
       </w:pPr>
-      <w:r/>
     </w:p>
     <w:p>
       <w:pPr>
@@ -1834,6 +1616,7 @@
         <w:jc w:val="both"/>
       </w:pPr>
       <w:r>
+        <w:lastRenderedPageBreak/>
         <w:t>Счетчик пар – визуализация прогресса поиска (количество обнаруженных пар относительно общего числа).</w:t>
       </w:r>
     </w:p>
@@ -1878,7 +1661,6 @@
         <w:spacing w:after="0" w:line="240" w:lineRule="auto"/>
         <w:jc w:val="both"/>
       </w:pPr>
-      <w:r/>
     </w:p>
     <w:p>
       <w:pPr>
@@ -1886,7 +1668,6 @@
         <w:ind w:firstLine="709"/>
         <w:jc w:val="both"/>
       </w:pPr>
-      <w:r/>
     </w:p>
     <w:p>
       <w:pPr>
@@ -1903,7 +1684,6 @@
         <w:ind w:firstLine="709"/>
         <w:jc w:val="both"/>
       </w:pPr>
-      <w:r/>
     </w:p>
     <w:p>
       <w:pPr>
@@ -1911,7 +1691,6 @@
         <w:ind w:firstLine="709"/>
         <w:jc w:val="both"/>
       </w:pPr>
-      <w:r/>
     </w:p>
     <w:p>
       <w:pPr>
@@ -1929,7 +1708,6 @@
         <w:ind w:firstLine="709"/>
         <w:jc w:val="both"/>
       </w:pPr>
-      <w:r/>
     </w:p>
     <w:p>
       <w:pPr>
@@ -1937,7 +1715,6 @@
         <w:ind w:firstLine="709"/>
         <w:jc w:val="both"/>
       </w:pPr>
-      <w:r/>
     </w:p>
     <w:p>
       <w:pPr>
@@ -1954,7 +1731,6 @@
         <w:ind w:firstLine="709"/>
         <w:jc w:val="both"/>
       </w:pPr>
-      <w:r/>
     </w:p>
     <w:p>
       <w:pPr>
@@ -1962,7 +1738,6 @@
         <w:ind w:firstLine="709"/>
         <w:jc w:val="both"/>
       </w:pPr>
-      <w:r/>
     </w:p>
     <w:p>
       <w:pPr>
@@ -2064,7 +1839,6 @@
         <w:ind w:left="0" w:firstLine="709"/>
         <w:jc w:val="both"/>
       </w:pPr>
-      <w:r/>
     </w:p>
     <w:p>
       <w:pPr>
@@ -2076,7 +1850,6 @@
         <w:ind w:left="709"/>
         <w:jc w:val="both"/>
       </w:pPr>
-      <w:r/>
     </w:p>
     <w:p>
       <w:pPr>
@@ -2097,7 +1870,6 @@
         <w:ind w:firstLine="709"/>
         <w:jc w:val="both"/>
       </w:pPr>
-      <w:r/>
     </w:p>
     <w:p>
       <w:pPr>
@@ -2105,7 +1877,6 @@
         <w:ind w:firstLine="709"/>
         <w:jc w:val="both"/>
       </w:pPr>
-      <w:r/>
     </w:p>
     <w:p>
       <w:pPr>
@@ -2126,6 +1897,27 @@
       <w:r>
         <w:br/>
       </w:r>
+    </w:p>
+    <w:p>
+      <w:pPr>
+        <w:spacing w:after="0" w:line="240" w:lineRule="auto"/>
+        <w:ind w:firstLine="709"/>
+        <w:jc w:val="both"/>
+      </w:pPr>
+    </w:p>
+    <w:p>
+      <w:pPr>
+        <w:spacing w:after="0" w:line="240" w:lineRule="auto"/>
+        <w:ind w:firstLine="709"/>
+        <w:jc w:val="both"/>
+      </w:pPr>
+    </w:p>
+    <w:p>
+      <w:pPr>
+        <w:spacing w:after="0" w:line="240" w:lineRule="auto"/>
+        <w:ind w:firstLine="709"/>
+        <w:jc w:val="both"/>
+      </w:pPr>
     </w:p>
     <w:p>
       <w:pPr>
@@ -2137,6 +1929,7 @@
         </w:rPr>
       </w:pPr>
       <w:r>
+        <w:lastRenderedPageBreak/>
         <w:t>3 Подготовка к работе</w:t>
       </w:r>
     </w:p>
@@ -2146,7 +1939,6 @@
         <w:ind w:firstLine="709"/>
         <w:jc w:val="both"/>
       </w:pPr>
-      <w:r/>
     </w:p>
     <w:p>
       <w:pPr>
@@ -2154,7 +1946,6 @@
         <w:ind w:firstLine="709"/>
         <w:jc w:val="both"/>
       </w:pPr>
-      <w:r/>
     </w:p>
     <w:p>
       <w:pPr>
@@ -2169,7 +1960,6 @@
       <w:pPr>
         <w:spacing w:after="0" w:line="240" w:lineRule="auto"/>
       </w:pPr>
-      <w:r/>
     </w:p>
     <w:p>
       <w:pPr>
@@ -2177,7 +1967,6 @@
         <w:ind w:firstLine="709"/>
         <w:jc w:val="both"/>
       </w:pPr>
-      <w:r/>
     </w:p>
     <w:p>
       <w:pPr>
@@ -2367,7 +2156,6 @@
         <w:ind w:firstLine="709"/>
         <w:jc w:val="both"/>
       </w:pPr>
-      <w:r/>
     </w:p>
     <w:p>
       <w:pPr>
@@ -2375,7 +2163,6 @@
         <w:ind w:firstLine="709"/>
         <w:jc w:val="both"/>
       </w:pPr>
-      <w:r/>
     </w:p>
     <w:p>
       <w:pPr>
@@ -2390,13 +2177,11 @@
       <w:pPr>
         <w:spacing w:after="0" w:line="240" w:lineRule="auto"/>
       </w:pPr>
-      <w:r/>
-    </w:p>
-    <w:p>
-      <w:pPr>
-        <w:spacing w:after="0" w:line="240" w:lineRule="auto"/>
-      </w:pPr>
-      <w:r/>
+    </w:p>
+    <w:p>
+      <w:pPr>
+        <w:spacing w:after="0" w:line="240" w:lineRule="auto"/>
+      </w:pPr>
     </w:p>
     <w:p>
       <w:pPr>
@@ -2476,7 +2261,6 @@
         <w:ind w:left="709"/>
         <w:jc w:val="both"/>
       </w:pPr>
-      <w:r/>
     </w:p>
     <w:p>
       <w:pPr>
@@ -2488,7 +2272,45 @@
         <w:ind w:left="0"/>
         <w:jc w:val="center"/>
       </w:pPr>
-      <w:r/>
+      <w:r>
+        <w:rPr>
+          <w:noProof/>
+        </w:rPr>
+        <w:lastRenderedPageBreak/>
+        <w:drawing>
+          <wp:inline distT="0" distB="0" distL="0" distR="0" wp14:anchorId="27BB448B" wp14:editId="56415FDD">
+            <wp:extent cx="5316855" cy="3223895"/>
+            <wp:effectExtent l="0" t="0" r="0" b="0"/>
+            <wp:docPr id="1544361663" name="Рисунок 1544361663"/>
+            <wp:cNvGraphicFramePr/>
+            <a:graphic xmlns:a="http://schemas.openxmlformats.org/drawingml/2006/main">
+              <a:graphicData uri="http://schemas.openxmlformats.org/drawingml/2006/picture">
+                <pic:pic xmlns:pic="http://schemas.openxmlformats.org/drawingml/2006/picture">
+                  <pic:nvPicPr>
+                    <pic:cNvPr id="2" name="Рисунок 2"/>
+                    <pic:cNvPicPr/>
+                  </pic:nvPicPr>
+                  <pic:blipFill>
+                    <a:blip r:embed="rId11"/>
+                    <a:stretch>
+                      <a:fillRect/>
+                    </a:stretch>
+                  </pic:blipFill>
+                  <pic:spPr>
+                    <a:xfrm>
+                      <a:off x="0" y="0"/>
+                      <a:ext cx="5316855" cy="3223895"/>
+                    </a:xfrm>
+                    <a:prstGeom prst="rect">
+                      <a:avLst/>
+                    </a:prstGeom>
+                  </pic:spPr>
+                </pic:pic>
+              </a:graphicData>
+            </a:graphic>
+          </wp:inline>
+        </w:drawing>
+      </w:r>
     </w:p>
     <w:p>
       <w:pPr>
@@ -2500,7 +2322,6 @@
         <w:ind w:left="709"/>
         <w:jc w:val="both"/>
       </w:pPr>
-      <w:r/>
     </w:p>
     <w:p>
       <w:pPr>
@@ -2521,7 +2342,6 @@
         <w:spacing w:after="0" w:line="240" w:lineRule="auto"/>
         <w:jc w:val="both"/>
       </w:pPr>
-      <w:r/>
     </w:p>
     <w:p>
       <w:pPr>
@@ -2529,7 +2349,6 @@
         <w:ind w:firstLine="709"/>
         <w:jc w:val="both"/>
       </w:pPr>
-      <w:r/>
     </w:p>
     <w:p>
       <w:pPr>
@@ -2544,13 +2363,11 @@
       <w:pPr>
         <w:spacing w:after="0" w:line="240" w:lineRule="auto"/>
       </w:pPr>
-      <w:r/>
-    </w:p>
-    <w:p>
-      <w:pPr>
-        <w:spacing w:after="0" w:line="240" w:lineRule="auto"/>
-      </w:pPr>
-      <w:r/>
+    </w:p>
+    <w:p>
+      <w:pPr>
+        <w:spacing w:after="0" w:line="240" w:lineRule="auto"/>
+      </w:pPr>
     </w:p>
     <w:p>
       <w:pPr>
@@ -2612,21 +2429,56 @@
         <w:ind w:left="709"/>
         <w:jc w:val="both"/>
       </w:pPr>
-      <w:r/>
     </w:p>
     <w:p>
       <w:pPr>
         <w:spacing w:after="0" w:line="240" w:lineRule="auto"/>
         <w:jc w:val="center"/>
       </w:pPr>
-      <w:r/>
+      <w:r>
+        <w:rPr>
+          <w:noProof/>
+        </w:rPr>
+        <w:drawing>
+          <wp:inline distT="0" distB="0" distL="0" distR="0" wp14:anchorId="1567070F" wp14:editId="43DC3CCC">
+            <wp:extent cx="4905375" cy="2647950"/>
+            <wp:effectExtent l="0" t="0" r="9525" b="0"/>
+            <wp:docPr id="3" name="Рисунок 3"/>
+            <wp:cNvGraphicFramePr/>
+            <a:graphic xmlns:a="http://schemas.openxmlformats.org/drawingml/2006/main">
+              <a:graphicData uri="http://schemas.openxmlformats.org/drawingml/2006/picture">
+                <pic:pic xmlns:pic="http://schemas.openxmlformats.org/drawingml/2006/picture">
+                  <pic:nvPicPr>
+                    <pic:cNvPr id="2" name="Рисунок 2"/>
+                    <pic:cNvPicPr/>
+                  </pic:nvPicPr>
+                  <pic:blipFill>
+                    <a:blip r:embed="rId11"/>
+                    <a:stretch>
+                      <a:fillRect/>
+                    </a:stretch>
+                  </pic:blipFill>
+                  <pic:spPr>
+                    <a:xfrm>
+                      <a:off x="0" y="0"/>
+                      <a:ext cx="4905375" cy="2647950"/>
+                    </a:xfrm>
+                    <a:prstGeom prst="rect">
+                      <a:avLst/>
+                    </a:prstGeom>
+                  </pic:spPr>
+                </pic:pic>
+              </a:graphicData>
+            </a:graphic>
+          </wp:inline>
+        </w:drawing>
+      </w:r>
     </w:p>
     <w:p>
       <w:pPr>
         <w:spacing w:after="0" w:line="240" w:lineRule="auto"/>
         <w:ind w:firstLine="709"/>
       </w:pPr>
-      <w:r/>
     </w:p>
     <w:p>
       <w:pPr>
@@ -2644,7 +2496,6 @@
         <w:ind w:firstLine="709"/>
         <w:jc w:val="both"/>
       </w:pPr>
-      <w:r/>
     </w:p>
     <w:p>
       <w:pPr>
@@ -2661,6 +2512,7 @@
         <w:jc w:val="both"/>
       </w:pPr>
       <w:r>
+        <w:lastRenderedPageBreak/>
         <w:t>Выбрать сложность, создать игровое поле, проверить его на наличие визуальных ошибок (все карточки должны быть закрыты «рубашкой» вверх).</w:t>
       </w:r>
     </w:p>
@@ -2679,24 +2531,56 @@
         <w:spacing w:after="0" w:line="240" w:lineRule="auto"/>
         <w:ind w:firstLine="709"/>
       </w:pPr>
-      <w:r/>
     </w:p>
     <w:p>
       <w:pPr>
         <w:spacing w:after="0" w:line="240" w:lineRule="auto"/>
         <w:jc w:val="center"/>
+      </w:pPr>
+      <w:r>
         <w:rPr>
-          <w:lang w:val="en-CA"/>
+          <w:noProof/>
         </w:rPr>
-      </w:pPr>
-      <w:r/>
+        <w:drawing>
+          <wp:inline distT="0" distB="0" distL="0" distR="0" wp14:anchorId="32A6B101" wp14:editId="13E3B841">
+            <wp:extent cx="4486275" cy="2638425"/>
+            <wp:effectExtent l="0" t="0" r="9525" b="9525"/>
+            <wp:docPr id="10" name="Рисунок 10"/>
+            <wp:cNvGraphicFramePr/>
+            <a:graphic xmlns:a="http://schemas.openxmlformats.org/drawingml/2006/main">
+              <a:graphicData uri="http://schemas.openxmlformats.org/drawingml/2006/picture">
+                <pic:pic xmlns:pic="http://schemas.openxmlformats.org/drawingml/2006/picture">
+                  <pic:nvPicPr>
+                    <pic:cNvPr id="3" name="Рисунок 3"/>
+                    <pic:cNvPicPr/>
+                  </pic:nvPicPr>
+                  <pic:blipFill>
+                    <a:blip r:embed="rId12"/>
+                    <a:stretch>
+                      <a:fillRect/>
+                    </a:stretch>
+                  </pic:blipFill>
+                  <pic:spPr>
+                    <a:xfrm>
+                      <a:off x="0" y="0"/>
+                      <a:ext cx="4486275" cy="2638425"/>
+                    </a:xfrm>
+                    <a:prstGeom prst="rect">
+                      <a:avLst/>
+                    </a:prstGeom>
+                  </pic:spPr>
+                </pic:pic>
+              </a:graphicData>
+            </a:graphic>
+          </wp:inline>
+        </w:drawing>
+      </w:r>
     </w:p>
     <w:p>
       <w:pPr>
         <w:spacing w:after="0" w:line="240" w:lineRule="auto"/>
         <w:ind w:firstLine="709"/>
       </w:pPr>
-      <w:r/>
     </w:p>
     <w:p>
       <w:pPr>
@@ -2714,7 +2598,6 @@
         <w:ind w:firstLine="709"/>
         <w:jc w:val="both"/>
       </w:pPr>
-      <w:r/>
     </w:p>
     <w:p>
       <w:pPr>
@@ -2748,21 +2631,56 @@
         <w:spacing w:after="0" w:line="240" w:lineRule="auto"/>
         <w:ind w:firstLine="709"/>
       </w:pPr>
-      <w:r/>
     </w:p>
     <w:p>
       <w:pPr>
         <w:spacing w:after="0" w:line="240" w:lineRule="auto"/>
         <w:jc w:val="center"/>
       </w:pPr>
-      <w:r/>
+      <w:r>
+        <w:rPr>
+          <w:noProof/>
+        </w:rPr>
+        <w:drawing>
+          <wp:inline distT="0" distB="0" distL="0" distR="0" wp14:anchorId="5231DDF8" wp14:editId="6D0047F5">
+            <wp:extent cx="4362450" cy="2371725"/>
+            <wp:effectExtent l="0" t="0" r="0" b="9525"/>
+            <wp:docPr id="11" name="Рисунок 11"/>
+            <wp:cNvGraphicFramePr/>
+            <a:graphic xmlns:a="http://schemas.openxmlformats.org/drawingml/2006/main">
+              <a:graphicData uri="http://schemas.openxmlformats.org/drawingml/2006/picture">
+                <pic:pic xmlns:pic="http://schemas.openxmlformats.org/drawingml/2006/picture">
+                  <pic:nvPicPr>
+                    <pic:cNvPr id="4" name="Рисунок 4"/>
+                    <pic:cNvPicPr/>
+                  </pic:nvPicPr>
+                  <pic:blipFill>
+                    <a:blip r:embed="rId13"/>
+                    <a:stretch>
+                      <a:fillRect/>
+                    </a:stretch>
+                  </pic:blipFill>
+                  <pic:spPr>
+                    <a:xfrm>
+                      <a:off x="0" y="0"/>
+                      <a:ext cx="4375287" cy="2378704"/>
+                    </a:xfrm>
+                    <a:prstGeom prst="rect">
+                      <a:avLst/>
+                    </a:prstGeom>
+                  </pic:spPr>
+                </pic:pic>
+              </a:graphicData>
+            </a:graphic>
+          </wp:inline>
+        </w:drawing>
+      </w:r>
     </w:p>
     <w:p>
       <w:pPr>
         <w:spacing w:after="0" w:line="240" w:lineRule="auto"/>
         <w:ind w:firstLine="709"/>
       </w:pPr>
-      <w:r/>
     </w:p>
     <w:p>
       <w:pPr>
@@ -2780,7 +2698,6 @@
         <w:ind w:firstLine="709"/>
         <w:jc w:val="both"/>
       </w:pPr>
-      <w:r/>
     </w:p>
     <w:p>
       <w:pPr>
@@ -2797,6 +2714,7 @@
         <w:jc w:val="both"/>
       </w:pPr>
       <w:r>
+        <w:lastRenderedPageBreak/>
         <w:t>Убедиться в корректности работы игровых таймеров и счетчиков в процессе сессии. Проверить визуальное отображение процесса открытия карточек, а также динамическое обновление времени игры и количества найденных пар.</w:t>
       </w:r>
     </w:p>
@@ -2839,11 +2757,7 @@
         </w:tabs>
         <w:spacing w:after="0" w:line="240" w:lineRule="auto"/>
         <w:ind w:left="426"/>
-        <w:rPr>
-          <w:lang w:val="en-CA"/>
-        </w:rPr>
-      </w:pPr>
-      <w:r/>
+      </w:pPr>
     </w:p>
     <w:p>
       <w:pPr>
@@ -2853,45 +2767,68 @@
         </w:tabs>
         <w:spacing w:after="0" w:line="240" w:lineRule="auto"/>
         <w:ind w:left="426"/>
-        <w:rPr>
-          <w:lang w:val="en-CA"/>
-        </w:rPr>
-      </w:pPr>
-      <w:r/>
+      </w:pPr>
     </w:p>
     <w:p>
       <w:pPr>
         <w:pStyle w:val="ac"/>
         <w:tabs>
-          <w:tab w:val="left" w:pos="1134"/>
+          <w:tab w:val="left" w:pos="6075"/>
         </w:tabs>
         <w:spacing w:after="0" w:line="240" w:lineRule="auto"/>
-        <w:ind w:left="426"/>
+        <w:ind w:left="0"/>
+        <w:jc w:val="center"/>
+      </w:pPr>
+      <w:r>
         <w:rPr>
-          <w:lang w:val="en-CA"/>
+          <w:noProof/>
         </w:rPr>
-      </w:pPr>
-      <w:r/>
+        <w:drawing>
+          <wp:inline distT="0" distB="0" distL="0" distR="0" wp14:anchorId="2169760D" wp14:editId="674CB1E8">
+            <wp:extent cx="4305300" cy="2505075"/>
+            <wp:effectExtent l="0" t="0" r="0" b="9525"/>
+            <wp:docPr id="16" name="Рисунок 16"/>
+            <wp:cNvGraphicFramePr/>
+            <a:graphic xmlns:a="http://schemas.openxmlformats.org/drawingml/2006/main">
+              <a:graphicData uri="http://schemas.openxmlformats.org/drawingml/2006/picture">
+                <pic:pic xmlns:pic="http://schemas.openxmlformats.org/drawingml/2006/picture">
+                  <pic:nvPicPr>
+                    <pic:cNvPr id="9" name="Рисунок 9"/>
+                    <pic:cNvPicPr/>
+                  </pic:nvPicPr>
+                  <pic:blipFill>
+                    <a:blip r:embed="rId14"/>
+                    <a:stretch>
+                      <a:fillRect/>
+                    </a:stretch>
+                  </pic:blipFill>
+                  <pic:spPr>
+                    <a:xfrm>
+                      <a:off x="0" y="0"/>
+                      <a:ext cx="4373977" cy="2545035"/>
+                    </a:xfrm>
+                    <a:prstGeom prst="rect">
+                      <a:avLst/>
+                    </a:prstGeom>
+                  </pic:spPr>
+                </pic:pic>
+              </a:graphicData>
+            </a:graphic>
+          </wp:inline>
+        </w:drawing>
+      </w:r>
     </w:p>
     <w:p>
       <w:pPr>
         <w:spacing w:after="0" w:line="240" w:lineRule="auto"/>
         <w:jc w:val="center"/>
-        <w:rPr>
-          <w:lang w:val="en-CA"/>
-        </w:rPr>
-      </w:pPr>
-      <w:r/>
+      </w:pPr>
     </w:p>
     <w:p>
       <w:pPr>
         <w:spacing w:after="0" w:line="240" w:lineRule="auto"/>
         <w:jc w:val="center"/>
-        <w:rPr>
-          <w:lang w:val="en-CA"/>
-        </w:rPr>
-      </w:pPr>
-      <w:r/>
+      </w:pPr>
     </w:p>
     <w:p>
       <w:pPr>
@@ -2909,7 +2846,6 @@
         <w:ind w:firstLine="709"/>
         <w:jc w:val="both"/>
       </w:pPr>
-      <w:r/>
     </w:p>
     <w:p>
       <w:pPr>
@@ -2917,7 +2853,6 @@
         <w:ind w:firstLine="709"/>
         <w:jc w:val="both"/>
       </w:pPr>
-      <w:r/>
     </w:p>
     <w:p>
       <w:pPr>
@@ -2938,7 +2873,6 @@
         <w:ind w:firstLine="709"/>
         <w:jc w:val="both"/>
       </w:pPr>
-      <w:r/>
     </w:p>
     <w:p>
       <w:pPr>
@@ -2946,7 +2880,6 @@
         <w:ind w:firstLine="709"/>
         <w:jc w:val="both"/>
       </w:pPr>
-      <w:r/>
     </w:p>
     <w:p>
       <w:pPr>
@@ -3065,6 +2998,7 @@
         <w:jc w:val="both"/>
       </w:pPr>
       <w:r>
+        <w:lastRenderedPageBreak/>
         <w:t>Выбор сложности: Перед началом игры пользователь выбирает готовый уровень (легкий, средний, сложный) или задает свои параметры поля (количество строк и столбцов).</w:t>
       </w:r>
     </w:p>
@@ -3160,7 +3094,6 @@
         <w:ind w:left="709"/>
         <w:jc w:val="both"/>
       </w:pPr>
-      <w:r/>
     </w:p>
     <w:p>
       <w:pPr>
@@ -3172,7 +3105,6 @@
         <w:ind w:left="709"/>
         <w:jc w:val="both"/>
       </w:pPr>
-      <w:r/>
     </w:p>
     <w:p>
       <w:pPr>
@@ -3194,7 +3126,6 @@
         <w:ind w:left="709"/>
         <w:jc w:val="both"/>
       </w:pPr>
-      <w:r/>
     </w:p>
     <w:p>
       <w:pPr>
@@ -3202,7 +3133,6 @@
         <w:ind w:firstLine="709"/>
         <w:jc w:val="both"/>
       </w:pPr>
-      <w:r/>
     </w:p>
     <w:p>
       <w:pPr>
@@ -3300,7 +3230,6 @@
         <w:ind w:firstLine="709"/>
         <w:jc w:val="both"/>
       </w:pPr>
-      <w:r/>
     </w:p>
     <w:p>
       <w:pPr>
@@ -3308,7 +3237,6 @@
         <w:ind w:firstLine="709"/>
         <w:jc w:val="both"/>
       </w:pPr>
-      <w:r/>
     </w:p>
     <w:p>
       <w:pPr>
@@ -3326,7 +3254,6 @@
         <w:ind w:firstLine="709"/>
         <w:jc w:val="both"/>
       </w:pPr>
-      <w:r/>
     </w:p>
     <w:p>
       <w:pPr>
@@ -3334,7 +3261,6 @@
         <w:ind w:firstLine="709"/>
         <w:jc w:val="both"/>
       </w:pPr>
-      <w:r/>
     </w:p>
     <w:p>
       <w:pPr>
@@ -3379,6 +3305,7 @@
         <w:jc w:val="both"/>
       </w:pPr>
       <w:r>
+        <w:lastRenderedPageBreak/>
         <w:t>Используйте паузу для запоминания: когда несовпавшие карточки открыты в течение 0.75 секунды, не спешите кликать дальше. Постарайтесь зафиксировать в памяти расположение обоих изображений.</w:t>
       </w:r>
     </w:p>
@@ -3420,6 +3347,24 @@
     </w:p>
     <w:p>
       <w:pPr>
+        <w:tabs>
+          <w:tab w:val="left" w:pos="1134"/>
+        </w:tabs>
+        <w:spacing w:after="0" w:line="240" w:lineRule="auto"/>
+        <w:jc w:val="both"/>
+      </w:pPr>
+    </w:p>
+    <w:p>
+      <w:pPr>
+        <w:tabs>
+          <w:tab w:val="left" w:pos="1134"/>
+        </w:tabs>
+        <w:spacing w:after="0" w:line="240" w:lineRule="auto"/>
+        <w:jc w:val="both"/>
+      </w:pPr>
+    </w:p>
+    <w:p>
+      <w:pPr>
         <w:pStyle w:val="1"/>
         <w:spacing w:after="0"/>
         <w:jc w:val="both"/>
@@ -3434,7 +3379,6 @@
         <w:ind w:firstLine="709"/>
         <w:jc w:val="both"/>
       </w:pPr>
-      <w:r/>
     </w:p>
     <w:p>
       <w:pPr>
@@ -3442,7 +3386,6 @@
         <w:ind w:firstLine="709"/>
         <w:jc w:val="both"/>
       </w:pPr>
-      <w:r/>
     </w:p>
     <w:p>
       <w:pPr>
@@ -3460,7 +3403,6 @@
         <w:ind w:firstLine="709"/>
         <w:jc w:val="both"/>
       </w:pPr>
-      <w:r/>
     </w:p>
     <w:tbl>
       <w:tblPr>
@@ -3926,7 +3868,6 @@
         <w:spacing w:after="0" w:line="240" w:lineRule="auto"/>
         <w:jc w:val="both"/>
       </w:pPr>
-      <w:r/>
     </w:p>
     <w:sectPr>
       <w:headerReference w:type="default" r:id="rId15"/>
